--- a/activities/activity-02-hydroponics-kit-practice/README.docx
+++ b/activities/activity-02-hydroponics-kit-practice/README.docx
@@ -69,7 +69,7 @@
       <w:r>
         <w:t>WSQ Course Code: TGS-2025053916</w:t>
         <w:br/>
-        <w:t>Version 2.0 · 29 August 2026</w:t>
+        <w:t>Version 2.1 · 29 August 2026</w:t>
         <w:br/>
         <w:t>Tertiary Infotech Academy Pte Ltd · UEN 201200696W</w:t>
       </w:r>
